--- a/journal/manuscript_v85_ko_JIK.docx
+++ b/journal/manuscript_v85_ko_JIK.docx
@@ -689,7 +689,7 @@
         <w:pStyle w:val="BodyText"/>
       </w:pPr>
       <w:r>
-        <w:t xml:space="preserve">핵심 기술의 식별에는 기술 네트워크를 사용한다. 분류 기호를 노드로, 함께 부여된 기호의 쌍을 연결로 보면 기술 요소 간의 결합 구조를 나타낼 수 있으며(Sternitzke et al., 2008), 두 기호가 함께 부여되는 빈도는 두 기술 사이의 지식 관련성을 반영한다(Breschi et al., 2003). 다른 기호와 가장 강하게 연결된 기호를 핵심 기술로 보는 것은 Murmann과 Frenken(2006)의 핵심 요소 개념을 분류의 결합 구조에서 근사한 것이며, 서로 다른 기호들을 잇는 기호의 시기별 변화는 지식 통합이 일어나는 위치를 보여 준다. 끝으로 기술범위는 분류의 수로 특허 범위를 측정한 Lerner(1994)의 방식을 두 클래스 내의 세부 분류 수로 한정한 것으로(Hall &amp; Ziedonis, 2001; Ziedonis, 2004), 한 발명이 두 영역에 걸쳐 얼마나 다양한 요소를 결합하였는지를 가리킨다. 다만 통합형은 정의상 두 클래스의 기호를 하나 이상씩 가지므로 기술범위와 유형의 관계에는 기계적인 측면이 있으며, 이 문제는 제4.3절과 제5.4절에서 다룬다.</w:t>
+        <w:t xml:space="preserve">핵심 기술은 기술 클러스터와 기술 네트워크로 식별한다(제4.4절). 분류 기호를 노드로, 함께 부여된 기호의 쌍을 연결로 보면 기술 요소 간의 결합 구조를 나타낼 수 있으며(Sternitzke et al., 2008), 두 기호가 함께 부여되는 빈도는 두 기술 사이의 지식 관련성을 반영한다(Breschi et al., 2003). 다른 기호와 가장 강하게 연결된 기호를 핵심 기술로 보는 것은 Murmann과 Frenken(2006)의 핵심 요소 개념을 분류의 결합 구조에서 근사한 것이며, 서로 다른 기호들을 잇는 기호의 시기별 변화는 지식 통합이 일어나는 위치를 보여 준다. 끝으로 기술범위는 분류의 수로 특허 범위를 측정한 Lerner(1994)의 방식을 두 클래스 내의 세부 분류 수로 한정한 것으로(Hall &amp; Ziedonis, 2001; Ziedonis, 2004), 한 발명이 두 영역에 걸쳐 얼마나 다양한 요소를 결합하였는지를 가리킨다. 다만 통합형은 정의상 두 클래스의 기호를 하나 이상씩 가지므로 기술범위와 유형의 관계에는 기계적인 측면이 있으며, 이 문제는 제4.3절과 제5.4절에서 다룬다.</w:t>
       </w:r>
     </w:p>
     <w:bookmarkEnd w:id="19"/>
@@ -1321,7 +1321,7 @@
         <w:t xml:space="preserve">metal-oxide bond</w:t>
       </w:r>
       <w:r>
-        <w:t xml:space="preserve">)가 하나 이상 포함된 출원을 선별하였다. 최종 표본은 1968–2024년에 출원된 928건이며, 출원–CPC 쌍으로는 5,277건이다. 이 표본은 하이브리드 본딩 특허 전체가 아니라 위 검색식으로 식별된 관련 출원이며, 범위를 넓게 설정한 것은 현대의 하이브리드 본딩과 함께 그 기반이 된 초기 직접 접합(direct bonding) 전구 기술까지 포착하기 위해서이다. 추출 단계에서 두 클래스 이외의 기호는 보존되지 않았으므로 회귀분석 자료의 기호는 H01L21 계열(202개)과 H01L24 계열(60개)의 서브그룹 기호 262개로 구성되며, 제4.4절의 기술 클러스터와 기술 네트워크 표는 동일한 928건에 부여된 전체 CPC 기호(접합의 인덱싱 코드 H01L2224와 소자 조립체 클래스 H01L25 포함)를 별도로 집계한 것이다. 분석 단위는 개별 특허출원이다.</w:t>
+        <w:t xml:space="preserve">)가 하나 이상 포함된 출원을 선별하였다. 최종 표본은 1968–2024년에 출원된 928건이며, H01L21·H01L24의 서브그룹 기호를 기준으로 한 출원–기호 쌍으로는 5,277건이다. 이 표본은 하이브리드 본딩 특허 전체가 아니라 위 검색식으로 식별된 관련 출원이며, 범위를 넓게 설정한 것은 현대의 하이브리드 본딩과 함께 그 기반이 된 초기 직접 접합(direct bonding) 전구 기술까지 포착하기 위해서이다. 추출 단계에서 두 클래스 이외의 기호는 보존되지 않았으므로 회귀분석 자료의 기호는 H01L21 계열(202개)과 H01L24 계열(60개)의 서브그룹 기호 262개로 구성되며, 제4.4절의 기술 클러스터와 기술 네트워크 표는 동일한 928건에 부여된 전체 CPC 기호(접합의 인덱싱 코드 H01L2224와 소자 조립체 클래스 H01L25 포함)를 별도로 집계한 것이다. 분석 단위는 개별 특허출원이다.</w:t>
       </w:r>
     </w:p>
     <w:p>
@@ -2350,7 +2350,7 @@
         <w:pStyle w:val="BodyText"/>
       </w:pPr>
       <w:r>
-        <w:t xml:space="preserve">표 3은 928건에 부여된 전체 CPC 기호 가운데 200건 이상의 출원에 부여된 11개 기호이다. 가장 많은 출원에 부여된 기호는 접합 패드(bonding area)를 이용한 연결 방법(24/80, 529건, 57.0%)과 연결 후 접합 패드의 구조(24/08, 513건, 55.3%)이며, 도전성 표면끼리의 직접 접합(2224/80895, 504건)과 절연성 표면끼리의 직접 접합(2224/80896, 488건)이 그다음이다. 이 기호들을 조합하면 분류 체계 안에서 하이브리드 본딩은 구리를 주성분으로 한 접합 패드(2224/05647)를 표면과 같은 높이로 형성하고(2224/80357), 금속(2224/80895)과 절연막(2224/80896)을 함께 직접 접합하여(24/08, 24/80), 범프 없이 칩을 수직으로 적층하는(2224/08145, 25/0657) 기술로 정의된다. 기술 네트워크에서도 가장 강한 연결은 도전성 표면의 직접 접합과 절연성 표면의 직접 접합의 쌍(460건)이었으며, 상위 10개 쌍은 모두 24/08, 24/80, 2224/80895, 2224/80896, 2224/08145의 다섯 기호 가운데 두 기호의 조합이었다(부록 B). 하이브리드 본딩의 핵심 기술은 서로 밀접하게 연결된 소수의 접합 기호에 집중되어 있는 것이다.</w:t>
+        <w:t xml:space="preserve">표 3은 928건에 부여된 전체 CPC 기호 가운데 200건 이상의 출원에 부여된 11개 기호이다. 가장 많은 출원에 부여된 기호는 접합 패드(bonding area)를 이용한 연결 방법(24/80, 529건, 57.0%)과 연결 후 접합 패드의 구조(24/08, 513건, 55.3%)이며, 도전성 표면끼리의 직접 접합(2224/80895, 504건)과 절연성 표면끼리의 직접 접합(2224/80896, 488건)이 그다음이다. 이 기호들을 조합하면 분류 체계 안에서 하이브리드 본딩은 구리를 주성분으로 한 접합 패드(2224/05647)를 표면과 같은 높이로 형성하고(2224/80357), 금속(2224/80895)과 절연막(2224/80896)을 함께 직접 접합하여(24/08, 24/80), 범프 없이 칩을 수직으로 적층하는(2224/08145, 25/0657) 기술로 정의된다. 전체 CPC 기호의 네트워크에서도 가장 강한 연결은 도전성 표면의 직접 접합과 절연성 표면의 직접 접합의 쌍(460건)이었으며, 상위 10개 쌍은 모두 24/08, 24/80, 2224/80895, 2224/80896, 2224/08145의 다섯 기호 가운데 두 기호의 조합이었다(부록 B). 하이브리드 본딩의 핵심 기술은 서로 밀접하게 연결된 소수의 접합 기호에 집중되어 있는 것이다.</w:t>
       </w:r>
     </w:p>
     <w:p>
@@ -3940,7 +3940,7 @@
         <w:pStyle w:val="BodyText"/>
       </w:pPr>
       <w:r>
-        <w:t xml:space="preserve">인덱싱 코드는 회귀 자료에 포함되어 있지 않으므로 분석에 사용하는 핵심 기술은 회귀 자료의 H01L24 기호 가운데에서 선정하였다. 표 3에서 출원 200건 이상에 부여된 H01L24 기호 네 개(24/80, 24/08, 24/05, 24/03)는 회귀 자료의 네트워크(그림 3)에서도 연결 강도(함께 부여된 출원 수의 합)가 가장 큰 네 기호이며(3,235, 3,140, 2,518, 1,778), 이 네 기호가 이루는 여섯 쌍(186–439건)이 전체 네트워크에서 가장 강한 여섯 연결이다. 네 기호는 모두 CPC 체계에서 접합 패드에 관한 그룹에 속하며, 24/03과 24/05는 접합 패드의 제조와 연결 전 구조, 24/08과 24/80은 범프·층·와이어와 같은 별도의 커넥터 없이 접합 패드끼리 연결한 후의 구조와 그 연결 방법이다. 이에 본 연구는 이 네 기호를 하이브리드 본딩의 핵심 기술로 정의한다. 출원 수 기준으로 다섯째인 층 형태 커넥터를 이용한 연결(24/83)은 164건으로 200건 기준에 미치지 못한다. H01L24 기호를 보유한 출원(이하 접합 출원) 763건 가운데 620건(81.3%)이 핵심 기술을 포함하고 있다.</w:t>
+        <w:t xml:space="preserve">인덱싱 코드는 회귀 자료에 포함되어 있지 않으므로 분석에 사용하는 핵심 기술은 회귀 자료의 H01L24 기호 가운데에서 선정하였다. 표 3에서 출원 200건 이상에 부여된 H01L24 기호 네 개(24/80, 24/08, 24/05, 24/03)는 회귀 자료의 네트워크(그림 3)에서도 연결 강도(함께 부여된 출원 수의 합)가 가장 큰 네 기호이며(3,235, 3,140, 2,518, 1,778), 이 네 기호가 이루는 여섯 쌍(186–439건)이 전체 네트워크에서 가장 강한 여섯 연결이다. 네 기호는 모두 CPC 체계에서 접합 패드에 관한 그룹에 속하며, 24/03과 24/05는 접합 패드의 제조와 연결 전 구조, 24/08과 24/80은 범프·층·와이어와 같은 별도의 커넥터 없이 접합 패드끼리 연결한 후의 구조와 그 연결 방법이다. 이에 본 연구는 이 네 기호를 하이브리드 본딩의 핵심 기술로 정의한다. H01L24 기호 가운데 출원 수 기준으로 다섯째인 층 형태 커넥터를 이용한 연결(24/83)은 164건으로 200건 기준에 미치지 못한다. H01L24 기호를 보유한 출원(이하 접합 출원) 763건 가운데 620건(81.3%)이 핵심 기술을 포함하고 있다.</w:t>
       </w:r>
     </w:p>
     <w:p>
@@ -4058,7 +4058,7 @@
         <w:pStyle w:val="BodyText"/>
       </w:pPr>
       <w:r>
-        <w:t xml:space="preserve">강건성은 제4.1절과 제4.2절의 대안 표본과 정의, 동일 제목 군집 표준오차로 검토하였으며, 핵심 기술 모형에는 핵심 기호 외의 접합 기호 수를 통제한 모형과 핵심 기술을 가장 강한 쌍(24/08, 24/80)으로 한정한 정의를 추가하였다. 다항 로짓이 가정하는 무관 대안의 독립성(IIA)은 대안 제외 민감도 분석으로 점검하였다(부록 C). 결과의 해석에는 5% 유의수준을 적용하되 기준 모형과 대안 표본·정의 전반에서 계수의 방향, 크기, 유의성이 일관되는지를 종합적으로 판단하였으며, 모든 계수는 인과효과가 아닌 관찰된 변수를 통제한 조건부 연관으로 해석한다.</w:t>
+        <w:t xml:space="preserve">강건성은 제4.1–4.3절의 대안 표본과 정의, 동일 제목 군집 표준오차로 검토하였으며, 핵심 기술 모형에는 핵심 기호 외의 접합 기호 수를 통제한 모형과 핵심 기술을 핵심 기호 가운데 가장 강하게 연결된 쌍(24/08, 24/80)으로 한정한 정의를 추가하였다. 다항 로짓이 가정하는 무관 대안의 독립성(IIA)은 대안 제외 민감도 분석으로 점검하였다(부록 C). 결과의 해석에는 5% 유의수준을 적용하되 기준 모형과 대안 표본·정의 전반에서 계수의 방향, 크기, 유의성이 일관되는지를 종합적으로 판단하였으며, 모든 계수는 인과효과가 아닌 관찰된 변수를 통제한 조건부 연관으로 해석한다.</w:t>
       </w:r>
     </w:p>
     <w:bookmarkEnd w:id="38"/>
@@ -4110,7 +4110,7 @@
         <w:t xml:space="preserve"> </w:t>
       </w:r>
       <w:r>
-        <w:t xml:space="preserve">세부 분류가 하나 증가할 때마다 접합 단독형 대비 통합형일 상대위험은 40% 높아지고(RRR 1.403, p &lt; 0.01), 공정 단독형일 상대위험은 10% 낮아졌다(RRR 0.905, p &lt; 0.05). 그림 4의 왼쪽과 같이 기술범위가 3인 출원이 통합형으로 예측될 확률은 0.26, 접합 단독형은 0.50, 공정 단독형은 0.24인 반면, 기술범위가 8인 출원은 통합형 0.68, 접합 단독형 0.24, 공정 단독형 0.08이다. 기술범위가 넓은 출원은 두 영역에 걸쳐 있고 좁은 출원은 한 영역에 머무는 경향이 있는 것으로, 통합형 특허가 더 다양한 세부 기술을 포함한다는 구성적 특징을 보여 준다.</w:t>
+        <w:t xml:space="preserve">세부 분류가 하나 증가할 때마다 접합 단독형 대비 통합형일 상대위험은 40% 높아지고(RRR 1.403, p &lt; 0.01), 공정 단독형일 상대위험은 10% 낮아졌다(RRR 0.905, p &lt; 0.05). 그림 4의 왼쪽과 같이 기술범위가 3인 출원이 통합형으로 예측될 확률은 0.26, 접합 단독형은 0.50, 공정 단독형은 0.24인 반면, 기술범위가 8인 출원은 통합형 0.68, 접합 단독형 0.24, 공정 단독형 0.08이다. 기술범위가 넓은 출원은 두 영역에 걸쳐 있고 좁은 출원은 한 영역에 머무는 경향이 있는 것으로, 통합형 출원이 더 다양한 세부 기술을 포함한다는 구성적 특징을 보여 준다.</w:t>
       </w:r>
     </w:p>
     <w:p>
@@ -4635,7 +4635,7 @@
           <w:b/>
           <w:bCs/>
         </w:rPr>
-        <w:t xml:space="preserve">출원연도가 최근일수록 특허는 공정 단독형보다 접합 단독형으로 분류될 가능성이 높아졌다.</w:t>
+        <w:t xml:space="preserve">출원연도가 최근일수록 출원은 공정 단독형보다 접합 단독형으로 분류될 가능성이 높아졌다.</w:t>
       </w:r>
       <w:r>
         <w:t xml:space="preserve"> </w:t>
@@ -6939,7 +6939,7 @@
           <w:sz w:val="20"/>
           <w:szCs w:val="20"/>
         </w:rPr>
-        <w:t xml:space="preserve">군집 표준오차 행의 점추정치는 기준과 같으며, 유의성만 동일 제목 군집을 기준으로 계산하였다. 표준오차와 나머지 계수, 유형 최소치 조정 CPC 범위(breadth_adj)의 결과는 부록 C에 제시하였다.</w:t>
+        <w:t xml:space="preserve">군집 표준오차 행의 점추정치는 기준과 같으며, 유의성만 동일 제목 군집을 기준으로 계산하였다. 군집하지 않은 추정의 표준오차와 나머지 계수, 유형 최소치 조정 CPC 범위(breadth_adj)의 결과는 부록 C에 제시하였다.</w:t>
       </w:r>
     </w:p>
     <w:p>
@@ -6979,7 +6979,7 @@
         <w:t xml:space="preserve"> </w:t>
       </w:r>
       <w:r>
-        <w:t xml:space="preserve">표본(N = 467)에서는 통합형이 49.5%였고 기술범위의 상대위험비(1.485)도 유의하였으나, 2014년 이전 출원이 30건에 불과하여 연도 계수는 유의하지 않았다(1.029). 공정 단독형의 감소는</w:t>
+        <w:t xml:space="preserve">표본(N = 467)에서는 통합형이 49.5%였고 기술범위의 상대위험비(1.485)도 유의하였으나, 2014년 이전 출원이 30건에 불과하여 공정 단독형의 연도 계수는 유의하지 않았다(1.029). 공정 단독형의 감소는</w:t>
       </w:r>
       <w:r>
         <w:t xml:space="preserve"> </w:t>
@@ -8144,7 +8144,7 @@
         <w:pStyle w:val="BodyText"/>
       </w:pPr>
       <w:r>
-        <w:t xml:space="preserve">핵심 기술 모형에서는 2014년 이전의 승산비가 1보다 크고, 2020–2024년의 승산비가 1과 유의하게 다르지 않으며, 그 차이(마지막 열)가 유의하게 1보다 작다는 결과가 일곱 가지 추정 모두에서 유지되었다(표 8). 핵심 기호 외의 접합 기호 수를 통제하여도(그 자체의 승산비 1.100, p &lt; 0.01) 시기별 승산비는 거의 변하지 않아, 핵심 기술의 효과가 접합 기호를 다수 보유한 출원의 특성을 반영한 것은 아니었다. 결과가 가장 약해지는 무관 용법 제외 표본에서는 2014년 이전의 승산비가 3.981로 작아지는데, 접합 기호를 가진 무관한 출원 51건 가운데 28건이 2014년 이전의 핵심 기술 없는 출원이고 그중 25건이 접합 단독형이었기 때문이다. 그럼에도 이 표본에서 2014년 이전의 승산비(p &lt; 0.05)와 2020–2024년의 상호작용(0.185, p &lt; 0.05)은 유의하였다. 다만 2015–2019년의 승산비는 군집 표준오차와 무관 용법 제외 표본에서 유의성을 잃으므로, 핵심 기술의 우위가 유의하지 않게 된 시점이 확산기인지 재편기인지는 확정하지 않는다. 종합하면 RQ1과 RQ3의 핵심 결과는 모든 재추정에서 유지되었으며, RQ2의 시간 추세는 2014년 이전 출원이 적은</w:t>
+        <w:t xml:space="preserve">핵심 기술 모형에서는 2014년 이전의 승산비가 1보다 크고, 2020–2024년의 승산비가 1과 유의하게 다르지 않으며, 두 승산비의 비(마지막 열)가 유의하게 1보다 작다는 결과가 일곱 가지 추정 모두에서 유지되었다(표 8). 핵심 기호 외의 접합 기호 수를 통제하여도(그 자체의 승산비 1.100, p &lt; 0.01) 시기별 승산비는 거의 변하지 않아, 핵심 기술과 통합형의 연관이 접합 기호를 다수 보유한 출원의 특성을 단순히 반영한 것은 아니었다. 결과가 가장 약해지는 무관 용법 제외 표본에서는 2014년 이전의 승산비가 3.981로 작아지는데, 접합 기호를 가진 무관한 출원 51건 가운데 28건이 2014년 이전의 핵심 기술 없는 출원이고 그중 25건이 접합 단독형이었기 때문이다. 그럼에도 이 표본에서 2014년 이전의 승산비(p &lt; 0.05)와 2020–2024년의 상호작용(0.185, p &lt; 0.05)은 유의하였다. 다만 2015–2019년의 승산비는 군집 표준오차와 무관 용법 제외 표본에서 유의성을 잃으므로, 핵심 기술의 우위가 유의하지 않게 된 시점이 확산기인지 재편기인지는 확정하지 않는다. 종합하면 RQ1과 RQ3의 핵심 결과는 모든 재추정에서 유지되었으며, RQ2의 시간 추세는 2014년 이전 출원이 적은</w:t>
       </w:r>
       <w:r>
         <w:t xml:space="preserve"> </w:t>
@@ -8198,7 +8198,7 @@
         <w:t xml:space="preserve"> </w:t>
       </w:r>
       <w:r>
-        <w:t xml:space="preserve">기존 문헌은 융합을 주로 산업과 산업, 기술 분야와 기술 분야 사이의 현상으로 다루어 왔다(Curran &amp; Leker, 2011; Hacklin et al., 2010; Zhang &amp; Zhang, 2025). 하이브리드 본딩 관련 특허의 45.8%(좁은 정의에서 37.2%)가 두 영역의 기호를 함께 보유한다는 결과는, 단계 모형의 기술 융합 단계가 한 산업의 공정 단계 경계에서도 개별 발명으로 나타나며 이때 수직적으로 분리된 영역의 지식이 발명 안에서 통합된다는 것을 보여 준다. 지식의 관점에서 이는 기업 경계를 중심으로 논의되어 온 지식 경계(Brusoni et al., 2001; Kapoor &amp; Adner, 2012)를 한 산업 내의 수직적으로 분리된 공정 영역으로 확장한다. Kapoor(2013)가 분업 속에서도 조직적 통합이 지속되었음을 보였다면, 본 연구는 그 통합의 기술적 기반을 발명 수준에서 보여 준다. 이러한 발명은 산업 아키텍처(Jacobides et al., 2006)의 재편에 선행할 수 있는 기술적 상호의존의 확대이며, 경계를 넘는 특허의 분포가 조직 경계의 변화에 앞서는 지표가 될 수 있다는 가설은 후속 연구의 과제로 남긴다. 또한 경계를 넘는 특허는 더 다양한 세부 기술을 포함하였고 이 연관은 세 국면 모두에서 유지되어, 분야 수준의 지표로는 답하기 어려웠던 ‘어떠한 발명이 융합을 포함하는가’라는 질문에 하나의 답을 제공한다. 이는 특허 범위의 경제적 가치(Lerner, 1994)와 세분화된 기술 시장에서의 포트폴리오 전략(Zhao et al., 2023; Ziedonis, 2004)에 관한 논의와 궤를 같이하지만, 유형의 정의에 일부 내재된 구성상의 연관이며 다양성이 통합을 유발한다는 증거는 아니다(제5.4절).</w:t>
+        <w:t xml:space="preserve">기존 문헌은 융합을 주로 산업과 산업, 기술 분야와 기술 분야 사이의 현상으로 다루어 왔다(Curran &amp; Leker, 2011; Hacklin et al., 2010; Zhang &amp; Zhang, 2025). 하이브리드 본딩 관련 출원의 45.8%(좁은 정의에서 37.2%)가 두 영역의 기호를 함께 보유한다는 결과는, 단계 모형의 기술 융합 단계가 한 산업의 공정 단계 경계에서도 개별 발명으로 나타나며 이때 수직적으로 분리된 영역의 지식이 발명 안에서 통합된다는 것을 보여 준다. 지식의 관점에서 이는 기업 경계를 중심으로 논의되어 온 지식 경계(Brusoni et al., 2001; Kapoor &amp; Adner, 2012)를 한 산업 내의 수직적으로 분리된 공정 영역으로 확장한다. Kapoor(2013)가 분업 속에서도 조직적 통합이 지속되었음을 보였다면, 본 연구는 그 통합의 기술적 기반을 발명 수준에서 보여 준다. 이러한 발명은 산업 아키텍처(Jacobides et al., 2006)의 재편에 선행할 수 있는 기술적 상호의존의 확대이며, 경계를 넘는 특허의 분포가 조직 경계의 변화에 앞서는 지표가 될 수 있다는 가설은 후속 연구의 과제로 남긴다. 또한 경계를 넘는 특허는 더 다양한 세부 기술을 포함하였고 이 연관은 세 국면 모두에서 유지되어, 분야 수준의 지표로는 답하기 어려웠던 ‘어떠한 발명이 융합을 포함하는가’라는 질문에 하나의 답을 제공한다. 이는 특허 범위의 경제적 가치(Lerner, 1994)와 세분화된 기술 시장에서의 포트폴리오 전략(Zhao et al., 2023; Ziedonis, 2004)에 관한 논의와 궤를 같이하지만, 유형의 정의에 일부 내재된 구성상의 연관이며 다양성이 통합을 유발한다는 증거는 아니다(제5.4절).</w:t>
       </w:r>
     </w:p>
     <w:p>
@@ -8216,7 +8216,7 @@
         <w:t xml:space="preserve"> </w:t>
       </w:r>
       <w:r>
-        <w:t xml:space="preserve">표 9는 결과를 시간 순서에 따라 정리한 것이다. 융합을 단순한 확대 과정으로 이해하면 경계를 넘는 특허의 비중은 시간이 지날수록 증가할 것으로 기대되지만, 실제로는 형성기에 공정 단독형이, 확산기에 통합형이 가장 많았고 재편기에는 접합 단독형이 통합형과 비슷한 수준까지 늘어났다. 출원당 기호 수도 같은 흐름을 보여, 접합 계열(H01L24) 기호는 2014년 이전 3.03개에서 2015–2019년 4.73개로 증가하였다가 2020–2024년 3.91개로 감소하였고, 제조공정 계열(H01L21) 기호는 2.12개와 2.23개에서 1.46개로 감소하였다. 제2.3절의 기대와 비교하면 형성기는 접합에 필요한 제조공정 지식이 축적되는 지식 융합 단계에, 확산기는 두 영역의 지식이 하나의 발명 안에서 결합되는 기술 융합 단계에, 핵심 기술과 결합하는 제조공정이 다이 지지와 봉지 공정으로 바뀐 재편기는 응용 융합 단계로 이행하는 시기에 대응한다. 공정 단계 간 지식 통합의 강도와 형태가 기술 아키텍처의 진화와 함께 비선형적으로 재편된 것이며, 이는 단계 모형(Hacklin et al., 2010)이 제시하였으나 실증적으로 충분히 다루어지지 않았던 융합 내용의 시간적 변화를 보여 준다.</w:t>
+        <w:t xml:space="preserve">표 9는 결과를 시간 순서에 따라 정리한 것이다. 융합을 단순한 확대 과정으로 이해하면 경계를 넘는 특허의 비중은 시간이 지날수록 증가할 것으로 기대되지만, 실제로는 형성기에 공정 단독형이, 확산기에 통합형이 가장 많았고 재편기에는 접합 단독형이 통합형과 비슷한 수준까지 늘어났다. 출원당 기호 수도 같은 흐름을 보여, 접합 계열(H01L24) 기호는 2014년 이전 3.03개에서 2015–2019년 4.73개로 증가하였다가 2020–2024년 3.91개로 감소하였고, 제조공정 계열(H01L21) 기호는 앞의 두 시기 2.12개와 2.23개였다가 1.46개로 감소하였다. 제2.3절의 기대와 비교하면 형성기는 접합에 필요한 제조공정 지식이 축적되는 지식 융합 단계에, 확산기는 두 영역의 지식이 하나의 발명 안에서 결합되는 기술 융합 단계에, 핵심 기술과 결합하는 제조공정이 다이 지지와 봉지 공정으로 바뀐 재편기는 응용 융합 단계로 이행하는 시기에 대응한다. 공정 단계 간 지식 통합의 강도와 형태가 기술 아키텍처의 진화와 함께 비선형적으로 재편된 것이며, 이는 단계 모형(Hacklin et al., 2010)이 제시하였으나 실증적으로 충분히 다루어지지 않았던 융합 내용의 시간적 변화를 보여 준다.</w:t>
       </w:r>
     </w:p>
     <w:p>
@@ -8934,7 +8934,7 @@
         <w:pStyle w:val="FirstParagraph"/>
       </w:pPr>
       <w:r>
-        <w:t xml:space="preserve">상당수 출원이 제조공정과 접합 기술을 함께 포함한다는 결과는 하이브리드 본딩에서 접합 기술 역량만으로는 충분하지 않으며 표면 평탄화, 오염 제어, 표면 화학, 정렬을 아우르는 인접 공정 지식의 중요성이 커질 수 있음을 뜻한다. 생산의 경계와 지식의 경계가 반드시 일치하지는 않으므로(Brusoni et al., 2001; Kapoor &amp; Adner, 2012), 기업은 직접 수행하지 않는 인접 공정 단계의 지식도 유지할 필요가 있다. 또한 재편기에는 핵심 원리를 포함한 발명이 다른 접합 발명보다 제조공정 기호를 더 자주 보유하지 않았고 핵심 기술과 결합하는 제조공정도 다이를 지지하고 패키지로 완성하는 공정이 다수를 차지하여, 경쟁의 초점이 핵심 원리의 발명에서 그 원리를 다이 단위 공정과 결합하는 응용의 발명으로 이동하고 있을 가능성을 보여 준다. 차세대 HBM 적층에 하이브리드 본딩을 도입하려는 한국 메모리 산업에는 패키징 경쟁력이 접합 원리 하나에 좌우되지 않을 수 있다는 시사점을 주며, 평탄화, 표면 화학, 정렬 계측과 같은 제조공정 역량에 더하여 얇은 다이를 다루고 적층하는 공정까지 포괄하는 역량이 요구될 수 있다.</w:t>
+        <w:t xml:space="preserve">상당수 출원이 제조공정과 접합 기술을 함께 포함한다는 결과는 하이브리드 본딩에서 접합 기술 역량만으로는 충분하지 않으며 표면 평탄화, 오염 제어, 표면 화학, 정렬을 아우르는 인접 공정 지식의 중요성이 커질 수 있음을 뜻한다. 생산의 경계와 지식의 경계가 반드시 일치하지는 않으므로(Brusoni et al., 2001; Kapoor &amp; Adner, 2012), 기업은 직접 수행하지 않는 인접 공정 단계의 지식도 유지할 필요가 있다. 또한 재편기에는 핵심 기술을 포함한 발명이 다른 접합 발명보다 제조공정 기호를 더 자주 보유하지 않았고 핵심 기술과 결합하는 제조공정도 다이를 지지하고 패키지로 완성하는 공정이 다수를 차지하여, 경쟁의 초점이 핵심 접합 원리의 발명에서 그 원리를 다이 단위 공정과 결합하는 응용의 발명으로 이동하고 있을 가능성을 보여 준다. 차세대 HBM 적층에 하이브리드 본딩을 도입하려는 한국 메모리 산업에는 패키징 경쟁력이 접합 원리 하나에 좌우되지 않을 수 있다는 시사점을 주며, 평탄화, 표면 화학, 정렬 계측과 같은 제조공정 역량에 더하여 얇은 다이를 다루고 적층하는 공정까지 포괄하는 역량이 요구될 수 있다.</w:t>
       </w:r>
     </w:p>
     <w:bookmarkEnd w:id="52"/>
@@ -8952,7 +8952,7 @@
         <w:pStyle w:val="FirstParagraph"/>
       </w:pPr>
       <w:r>
-        <w:t xml:space="preserve">본 연구에는 다음과 같은 한계가 있다. 첫째, H01L21–H01L24 공동분류는 두 공정 영역의 지식이 하나의 발명 안에서 통합되었음을 보여 주는 흔적으로 사용되었으며, 조직 간 지식 이전, 기업의 흡수역량, 혁신 성과를 측정한 것은 아니다. H01L21에는 패키징 단계의 제조공정이 포함되어 있고 기술범위는 유형과 같은 CPC 정보에서 산출되므로, 회귀 결과는 좁은 정의에서도 유지되었으나 통합형의 비중과 같은 기술통계는 정의에 따라 달라진다. CPC가 주기적으로 개정되고 과거 출원까지 소급하여 재분류될 수 있다는 점에서, 관찰된 시간적 변화의 일부는 분류 체계와 심사 관행의 변화를 반영하였을 가능성도 있다. 둘째, 제목 키워드 검색은 기준이 명확하지만 제목에 관련어가 없는 출원을 포착하지 못하며, 특허 패밀리 식별자가 없어 동일 제목으로 근사 조정하였으므로 관측치의 독립성이 완전히 보장되지는 않는다. 셋째, 출원인과 기업 유형, 국적, 응용처, 웨이퍼 단위와 다이 단위 접합의 구분, 두 클래스 이외의 CPC 기호가 회귀 자료에 포함되지 않았다. 넷째, 본 연구는 인과관계를 주장하지 않는다. 다양성과 유형은 함께 결정될 가능성이 높고 적절한 도구변수가 없으며, 핵심 기술 분석의 시기 구분은 지배적 설계의 형성 시점을 직접 측정한 것이 아니라 출원 시기로 근사한 것이다. 특허출원은 일반적으로 우선일로부터 18개월 뒤에 공개되므로 최근 연도의 출원은 아직 모두 관찰되지 않았으며(그림 2), 세 시기의 경계는 자료에서 추정한 것이 아니라 출원의 집중도를 고려하여 정한 것이다. 따라서 재편기의 결과는 이러한 절단을 감안하여 해석할 필요가 있으며, 다른 시기 구분에 따른 검토는 향후 과제로 남긴다. 다섯째, CPC 공동분류는 재현 가능하지만 발명보다 늦게 부여된다. 보다 이른 탐지가 가능한 텍스트 기반 방법(Lei et al., 2019; Preschitschek et al., 2013; Zhu &amp; Motohashi, 2022)은 학습된 모형에 의존하므로, 두 클래스의 경계가 제도적으로 명확한 본 연구에서는 재현성을 우선하였다.</w:t>
+        <w:t xml:space="preserve">본 연구에는 다음과 같은 한계가 있다. 첫째, H01L21–H01L24 공동분류는 두 공정 영역의 지식이 하나의 발명 안에서 통합되었음을 보여 주는 흔적으로 사용되었으며, 조직 간 지식 이전, 기업의 흡수역량, 혁신 성과를 측정한 것은 아니다. H01L21에는 패키징 단계의 제조공정이 포함되어 있고 기술범위는 유형과 같은 CPC 정보에서 산출된다. 회귀 결과는 좁은 정의에서도 유지되었으나, 통합형의 비중과 같은 기술통계는 정의에 따라 달라진다. CPC가 주기적으로 개정되고 과거 출원까지 소급하여 재분류될 수 있다는 점에서, 관찰된 시간적 변화의 일부는 분류 체계와 심사 관행의 변화를 반영하였을 가능성도 있다. 둘째, 제목 키워드 검색은 기준이 명확하지만 제목에 관련어가 없는 출원을 포착하지 못하며, 특허 패밀리 식별자가 없어 동일 제목으로 근사 조정하였으므로 관측치의 독립성이 완전히 보장되지는 않는다. 셋째, 출원인과 기업 유형, 국적, 응용처, 웨이퍼 단위와 다이 단위 접합의 구분, 두 클래스 이외의 CPC 기호가 회귀 자료에 포함되지 않았다. 넷째, 본 연구는 인과관계를 주장하지 않는다. 다양성과 유형은 함께 결정될 가능성이 높고 적절한 도구변수가 없으며, 핵심 기술 분석의 시기 구분은 지배적 설계의 형성 시점을 직접 측정한 것이 아니라 출원 시기로 근사한 것이다. 특허출원은 일반적으로 우선일로부터 18개월 뒤에 공개되므로 최근 연도의 출원은 아직 모두 관찰되지 않았다(그림 2). 또한 세 시기의 경계는 자료에서 추정한 것이 아니라 출원의 집중도를 고려하여 정한 것이다. 따라서 재편기의 결과는 이러한 절단을 감안하여 해석할 필요가 있으며, 다른 시기 구분에 따른 검토는 향후 과제로 남긴다. 다섯째, CPC 공동분류는 재현 가능하지만 발명보다 늦게 부여된다. 보다 이른 탐지가 가능한 텍스트 기반 방법(Lei et al., 2019; Preschitschek et al., 2013; Zhu &amp; Motohashi, 2022)은 학습된 모형에 의존하므로, 두 클래스의 경계가 제도적으로 명확한 본 연구에서는 재현성을 우선하였다.</w:t>
       </w:r>
     </w:p>
     <w:p>
@@ -8987,7 +8987,7 @@
         <w:pStyle w:val="BodyText"/>
       </w:pPr>
       <w:r>
-        <w:t xml:space="preserve">분석 결과, 통합형은 45.8%로 가장 큰 비중을 차지하였고(좁은 정의에서 37.2%) 세부 기술을 더 다양하게 포함한 특허일수록 경계를 넘을 가능성이 높았다(RQ1). 지식 통합은 공정 단독형이 우세한 형성기, 통합형이 정점에 이른 확산기, 통합형이 감소하고 접합 단독형이 증가한 재편기를 거쳐 변화하였으며, 출원의 무게중심은 제조공정에서 접합 쪽으로 이동하였다(RQ2). 핵심 기술을 포함한 출원이 제조공정 분류를 함께 가질 승산은 형성기에는 그렇지 않은 출원의 11.1배였으나 재편기에는 그 차이가 유의하지 않았고, 접합과 결합하는 제조공정의 중심도 웨이퍼 제조공정에서 공정 장치와 패키징 단계 공정으로 이동하였다(RQ3). 기술 아키텍처가 성숙하면서 두 공정 단계의 지식 통합은 사라지지 않고 핵심 접합부에서 아키텍처를 구현하는 주변 공정으로 그 위치를 옮긴 것이다.</w:t>
+        <w:t xml:space="preserve">분석 결과, 통합형은 45.8%로 가장 큰 비중을 차지하였고 좁은 정의에서도 37.2%였으며, 세부 기술을 더 다양하게 포함한 출원일수록 경계를 넘을 가능성이 높았다(RQ1). 지식 통합은 공정 단독형이 우세한 형성기, 통합형이 정점에 이른 확산기, 통합형이 감소하고 접합 단독형이 증가한 재편기를 거쳐 변화하였으며, 출원의 무게중심은 제조공정에서 접합 쪽으로 이동하였다(RQ2). 핵심 기술을 포함한 출원이 제조공정 분류를 함께 가질 승산은 형성기에는 그렇지 않은 접합 출원의 11.1배였으나 재편기에는 그 차이가 유의하지 않았고, 접합과 결합하는 제조공정의 중심도 웨이퍼 제조공정에서 공정 장치와 패키징 단계 공정으로 이동하였다(RQ3). 기술 아키텍처가 성숙하면서 두 공정 단계의 지식 통합은 사라지지 않고 핵심 접합부에서 아키텍처를 구현하는 주변 공정으로 그 위치를 옮긴 것이다.</w:t>
       </w:r>
     </w:p>
     <w:p>
@@ -8995,7 +8995,7 @@
         <w:pStyle w:val="BodyText"/>
       </w:pPr>
       <w:r>
-        <w:t xml:space="preserve">본 연구는 기술융합 연구의 분석 범위를 동일 산업 내 공정 단계 간 융합으로 확장하고, 공동분류를 개별 특허의 유형으로 재구성하여 특허 수준의 이질성과 그 시간적 변화를 기술 클러스터와 기술 네트워크로 식별한 핵심 기술과 연결하였다. 이를 통해 수직적으로 분리된 공정 영역의 지식이 어떻게 통합되고 기술이 성숙함에 따라 그 통합이 어디에서 일어나는지를 추적함으로써 혁신과 지식을 연결한다.</w:t>
+        <w:t xml:space="preserve">본 연구는 기술융합 연구의 분석 범위를 동일 산업 내 공정 단계 간 융합으로 확장하고, 공동분류를 개별 특허의 유형으로 재구성하여 특허 수준의 이질성과 그 시간적 변화를 기술 클러스터와 기술 네트워크로 식별한 핵심 기술과 연결하였다. 이를 통해 수직적으로 분리된 공정 영역의 지식이 어떻게 통합되고 기술이 성숙함에 따라 그 통합이 어디에서 일어나는지를 추적함으로써, 기술혁신 연구와 지식 경계를 넘는 지식 통합 연구를 연결한다.</w:t>
       </w:r>
     </w:p>
     <w:p>
@@ -12918,7 +12918,7 @@
         <w:pStyle w:val="FirstParagraph"/>
       </w:pPr>
       <w:r>
-        <w:t xml:space="preserve">표 C.1과 C.2는 본문 표 7에 제시한 재추정에 조정 범위와 2010년 이후 표본을 추가하여 전체 계수를 제시한 것이다. 각 열은 표본 또는 변수 정의를 하나씩 변경한 다항 로짓이며, 기준 열은 본문 표 4의 다항 로짓과 동일하다. 모든 열에 출원청 더미를 통제변수로 포함하였으나 계수는 생략하였다. 조정 범위는 출원이 보유한 클래스마다 최소 1개 기호를 차감한 유형 최소치 조정 CPC 범위(breadth_adj)를, 동일 제목 중복 제거는 같은 제목의 출원 가운데 가장 이른 1건만을 남긴 표본을, 좁은 제조공정 정의는 H01L21의 패키징 단계 공정 기호를 제조공정에서 제외한 변수를, 무관 용법 제외는 부록 A의 68건을 제외한 표본을,</w:t>
+        <w:t xml:space="preserve">표 C.1과 C.2는 본문 표 7에 제시한 재추정(점추정치가 기준과 같은 군집 표준오차 행 제외)에 조정 범위와 2010년 이후 표본을 추가하여 전체 계수를 제시한 것이다. 각 열은 표본 또는 변수 정의를 하나씩 변경한 다항 로짓이며, 기준 열은 본문 표 4의 다항 로짓과 동일하다. 모든 열에 출원청 더미를 통제변수로 포함하였으나 계수는 생략하였다. 조정 범위는 출원이 보유한 클래스마다 최소 1개 기호를 차감한 유형 최소치 조정 CPC 범위(breadth_adj)를, 동일 제목 중복 제거는 같은 제목의 출원 가운데 가장 이른 1건만을 남긴 표본을, 좁은 제조공정 정의는 H01L21의 패키징 단계 공정 기호를 제조공정에서 제외한 변수를, 무관 용법 제외는 부록 A의 68건을 제외한 표본을,</w:t>
       </w:r>
       <w:r>
         <w:t xml:space="preserve"> </w:t>
